--- a/Retirement-genai-advisor/notes.docx
+++ b/Retirement-genai-advisor/notes.docx
@@ -51,7 +51,7 @@
     <w:p>
       <w:r>
         <w:pict w14:anchorId="69DC7CC3">
-          <v:rect id="_x0000_i1091" style="width:0;height:1.5pt" o:hralign="center" o:hrstd="t" o:hr="t" fillcolor="#a0a0a0" stroked="f"/>
+          <v:rect id="_x0000_i1025" style="width:0;height:1.5pt" o:hralign="center" o:hrstd="t" o:hr="t" fillcolor="#a0a0a0" stroked="f"/>
         </w:pict>
       </w:r>
     </w:p>
@@ -209,7 +209,7 @@
     <w:p>
       <w:r>
         <w:pict w14:anchorId="4AAB353B">
-          <v:rect id="_x0000_i1092" style="width:0;height:1.5pt" o:hralign="center" o:hrstd="t" o:hr="t" fillcolor="#a0a0a0" stroked="f"/>
+          <v:rect id="_x0000_i1026" style="width:0;height:1.5pt" o:hralign="center" o:hrstd="t" o:hr="t" fillcolor="#a0a0a0" stroked="f"/>
         </w:pict>
       </w:r>
     </w:p>
@@ -419,7 +419,7 @@
     <w:p>
       <w:r>
         <w:pict w14:anchorId="252603F5">
-          <v:rect id="_x0000_i1093" style="width:0;height:1.5pt" o:hralign="center" o:hrstd="t" o:hr="t" fillcolor="#a0a0a0" stroked="f"/>
+          <v:rect id="_x0000_i1027" style="width:0;height:1.5pt" o:hralign="center" o:hrstd="t" o:hr="t" fillcolor="#a0a0a0" stroked="f"/>
         </w:pict>
       </w:r>
     </w:p>
@@ -2155,7 +2155,7 @@
     <w:p>
       <w:r>
         <w:pict w14:anchorId="3E729A95">
-          <v:rect id="_x0000_i1094" style="width:0;height:1.5pt" o:hralign="center" o:hrstd="t" o:hr="t" fillcolor="#a0a0a0" stroked="f"/>
+          <v:rect id="_x0000_i1028" style="width:0;height:1.5pt" o:hralign="center" o:hrstd="t" o:hr="t" fillcolor="#a0a0a0" stroked="f"/>
         </w:pict>
       </w:r>
     </w:p>
@@ -2212,7 +2212,7 @@
     <w:p>
       <w:r>
         <w:pict w14:anchorId="4DA11208">
-          <v:rect id="_x0000_i1095" style="width:0;height:1.5pt" o:hralign="center" o:hrstd="t" o:hr="t" fillcolor="#a0a0a0" stroked="f"/>
+          <v:rect id="_x0000_i1029" style="width:0;height:1.5pt" o:hralign="center" o:hrstd="t" o:hr="t" fillcolor="#a0a0a0" stroked="f"/>
         </w:pict>
       </w:r>
     </w:p>
@@ -2321,7 +2321,7 @@
     <w:p>
       <w:r>
         <w:pict w14:anchorId="373D96D2">
-          <v:rect id="_x0000_i1096" style="width:0;height:1.5pt" o:hralign="center" o:hrstd="t" o:hr="t" fillcolor="#a0a0a0" stroked="f"/>
+          <v:rect id="_x0000_i1030" style="width:0;height:1.5pt" o:hralign="center" o:hrstd="t" o:hr="t" fillcolor="#a0a0a0" stroked="f"/>
         </w:pict>
       </w:r>
     </w:p>
@@ -2397,7 +2397,7 @@
     <w:p>
       <w:r>
         <w:pict w14:anchorId="50CFCEEE">
-          <v:rect id="_x0000_i1097" style="width:0;height:1.5pt" o:hralign="center" o:hrstd="t" o:hr="t" fillcolor="#a0a0a0" stroked="f"/>
+          <v:rect id="_x0000_i1031" style="width:0;height:1.5pt" o:hralign="center" o:hrstd="t" o:hr="t" fillcolor="#a0a0a0" stroked="f"/>
         </w:pict>
       </w:r>
     </w:p>
@@ -2509,7 +2509,7 @@
     <w:p>
       <w:r>
         <w:pict w14:anchorId="4F4255BB">
-          <v:rect id="_x0000_i1098" style="width:0;height:1.5pt" o:hralign="center" o:hrstd="t" o:hr="t" fillcolor="#a0a0a0" stroked="f"/>
+          <v:rect id="_x0000_i1032" style="width:0;height:1.5pt" o:hralign="center" o:hrstd="t" o:hr="t" fillcolor="#a0a0a0" stroked="f"/>
         </w:pict>
       </w:r>
     </w:p>
@@ -2611,7 +2611,7 @@
     <w:p>
       <w:r>
         <w:pict w14:anchorId="3EDFB589">
-          <v:rect id="_x0000_i1099" style="width:0;height:1.5pt" o:hralign="center" o:hrstd="t" o:hr="t" fillcolor="#a0a0a0" stroked="f"/>
+          <v:rect id="_x0000_i1033" style="width:0;height:1.5pt" o:hralign="center" o:hrstd="t" o:hr="t" fillcolor="#a0a0a0" stroked="f"/>
         </w:pict>
       </w:r>
     </w:p>
@@ -2750,7 +2750,7 @@
     <w:p>
       <w:r>
         <w:pict w14:anchorId="27441101">
-          <v:rect id="_x0000_i1100" style="width:0;height:1.5pt" o:hralign="center" o:hrstd="t" o:hr="t" fillcolor="#a0a0a0" stroked="f"/>
+          <v:rect id="_x0000_i1034" style="width:0;height:1.5pt" o:hralign="center" o:hrstd="t" o:hr="t" fillcolor="#a0a0a0" stroked="f"/>
         </w:pict>
       </w:r>
     </w:p>
@@ -2888,7 +2888,7 @@
     <w:p>
       <w:r>
         <w:pict w14:anchorId="794D0ABB">
-          <v:rect id="_x0000_i1101" style="width:0;height:1.5pt" o:hralign="center" o:hrstd="t" o:hr="t" fillcolor="#a0a0a0" stroked="f"/>
+          <v:rect id="_x0000_i1035" style="width:0;height:1.5pt" o:hralign="center" o:hrstd="t" o:hr="t" fillcolor="#a0a0a0" stroked="f"/>
         </w:pict>
       </w:r>
     </w:p>
@@ -3007,6 +3007,420 @@
       <w:r>
         <w:t>Add README, tests, and a small sample dataset</w:t>
       </w:r>
+    </w:p>
+    <w:p/>
+    <w:p/>
+    <w:p>
+      <w:r>
+        <w:t>----------------------------------------------------------------------------------------------------</w:t>
+      </w:r>
+      <w:r>
+        <w:br/>
+      </w:r>
+      <w:r>
+        <w:br/>
+      </w:r>
+      <w:r>
+        <w:rPr>
+          <w:b/>
+          <w:bCs/>
+        </w:rPr>
+        <w:t>Project: Enterprise-Grade Agentic Retirement Advisor</w:t>
+      </w:r>
+      <w:r>
+        <w:t xml:space="preserve"> | </w:t>
+      </w:r>
+      <w:r>
+        <w:rPr>
+          <w:i/>
+          <w:iCs/>
+        </w:rPr>
+        <w:t xml:space="preserve">Python, </w:t>
+      </w:r>
+      <w:proofErr w:type="spellStart"/>
+      <w:r>
+        <w:rPr>
+          <w:i/>
+          <w:iCs/>
+        </w:rPr>
+        <w:t>LangChain</w:t>
+      </w:r>
+      <w:proofErr w:type="spellEnd"/>
+      <w:r>
+        <w:rPr>
+          <w:i/>
+          <w:iCs/>
+        </w:rPr>
+        <w:t xml:space="preserve">, </w:t>
+      </w:r>
+      <w:proofErr w:type="spellStart"/>
+      <w:r>
+        <w:rPr>
+          <w:i/>
+          <w:iCs/>
+        </w:rPr>
+        <w:t>LangGraph</w:t>
+      </w:r>
+      <w:proofErr w:type="spellEnd"/>
+      <w:r>
+        <w:rPr>
+          <w:i/>
+          <w:iCs/>
+        </w:rPr>
+        <w:t>, OpenAI, Docker, AWS (Simulated)</w:t>
+      </w:r>
+    </w:p>
+    <w:p>
+      <w:pPr>
+        <w:numPr>
+          <w:ilvl w:val="0"/>
+          <w:numId w:val="22"/>
+        </w:numPr>
+      </w:pPr>
+      <w:r>
+        <w:rPr>
+          <w:b/>
+          <w:bCs/>
+        </w:rPr>
+        <w:t>Architected a Multi-Agent RAG System:</w:t>
+      </w:r>
+      <w:r>
+        <w:t xml:space="preserve"> Designed a stateful orchestration layer using </w:t>
+      </w:r>
+      <w:proofErr w:type="spellStart"/>
+      <w:r>
+        <w:rPr>
+          <w:b/>
+          <w:bCs/>
+        </w:rPr>
+        <w:t>LangGraph</w:t>
+      </w:r>
+      <w:proofErr w:type="spellEnd"/>
+      <w:r>
+        <w:t xml:space="preserve"> to dynamically route user queries between 4 distinct tools: semantic policy retrieval, deterministic Python calculators, personal document analysis, and general chat.</w:t>
+      </w:r>
+    </w:p>
+    <w:p>
+      <w:pPr>
+        <w:numPr>
+          <w:ilvl w:val="0"/>
+          <w:numId w:val="22"/>
+        </w:numPr>
+      </w:pPr>
+      <w:r>
+        <w:rPr>
+          <w:b/>
+          <w:bCs/>
+        </w:rPr>
+        <w:t>Built a "Hybrid" Knowledge Base:</w:t>
+      </w:r>
+      <w:r>
+        <w:t xml:space="preserve"> Ingested 50+ official government PDFs (IRS, SSA, Medicare) using </w:t>
+      </w:r>
+      <w:r>
+        <w:rPr>
+          <w:b/>
+          <w:bCs/>
+        </w:rPr>
+        <w:t>unstructured</w:t>
+      </w:r>
+      <w:r>
+        <w:t xml:space="preserve"> and </w:t>
+      </w:r>
+      <w:r>
+        <w:rPr>
+          <w:b/>
+          <w:bCs/>
+        </w:rPr>
+        <w:t>Tesseract OCR</w:t>
+      </w:r>
+      <w:r>
+        <w:t xml:space="preserve"> (strategy='</w:t>
+      </w:r>
+      <w:proofErr w:type="spellStart"/>
+      <w:r>
+        <w:t>hi_res</w:t>
+      </w:r>
+      <w:proofErr w:type="spellEnd"/>
+      <w:r>
+        <w:t xml:space="preserve">') to parse complex financial tables into high-quality vector embeddings stored in </w:t>
+      </w:r>
+      <w:proofErr w:type="spellStart"/>
+      <w:r>
+        <w:rPr>
+          <w:b/>
+          <w:bCs/>
+        </w:rPr>
+        <w:t>ChromaDB</w:t>
+      </w:r>
+      <w:proofErr w:type="spellEnd"/>
+      <w:r>
+        <w:t>.</w:t>
+      </w:r>
+    </w:p>
+    <w:p>
+      <w:pPr>
+        <w:numPr>
+          <w:ilvl w:val="0"/>
+          <w:numId w:val="22"/>
+        </w:numPr>
+      </w:pPr>
+      <w:r>
+        <w:rPr>
+          <w:b/>
+          <w:bCs/>
+        </w:rPr>
+        <w:t>Implemented "Personal RAG" Feature:</w:t>
+      </w:r>
+      <w:r>
+        <w:t xml:space="preserve"> Engineered an ephemeral, session-scoped vector index that allows users to upload private 401(k) statements for secure, personalized analysis without polluting the global knowledge base.</w:t>
+      </w:r>
+    </w:p>
+    <w:p>
+      <w:pPr>
+        <w:numPr>
+          <w:ilvl w:val="0"/>
+          <w:numId w:val="22"/>
+        </w:numPr>
+      </w:pPr>
+      <w:r>
+        <w:rPr>
+          <w:b/>
+          <w:bCs/>
+        </w:rPr>
+        <w:t xml:space="preserve">Productionized </w:t>
+      </w:r>
+      <w:proofErr w:type="spellStart"/>
+      <w:r>
+        <w:rPr>
+          <w:b/>
+          <w:bCs/>
+        </w:rPr>
+        <w:t>MLOps</w:t>
+      </w:r>
+      <w:proofErr w:type="spellEnd"/>
+      <w:r>
+        <w:rPr>
+          <w:b/>
+          <w:bCs/>
+        </w:rPr>
+        <w:t xml:space="preserve"> Pipeline:</w:t>
+      </w:r>
+      <w:r>
+        <w:t xml:space="preserve"> Containerized the application using </w:t>
+      </w:r>
+      <w:r>
+        <w:rPr>
+          <w:b/>
+          <w:bCs/>
+        </w:rPr>
+        <w:t>Docker</w:t>
+      </w:r>
+      <w:r>
+        <w:t xml:space="preserve"> to manage system-level dependencies (</w:t>
+      </w:r>
+      <w:proofErr w:type="spellStart"/>
+      <w:r>
+        <w:t>Poppler</w:t>
+      </w:r>
+      <w:proofErr w:type="spellEnd"/>
+      <w:r>
+        <w:t xml:space="preserve">/Tesseract) and established a </w:t>
+      </w:r>
+      <w:r>
+        <w:rPr>
+          <w:b/>
+          <w:bCs/>
+        </w:rPr>
+        <w:t>CI/CD pipeline via GitHub Actions</w:t>
+      </w:r>
+      <w:r>
+        <w:t xml:space="preserve"> for automated smoke and regression testing.</w:t>
+      </w:r>
+    </w:p>
+    <w:p>
+      <w:pPr>
+        <w:numPr>
+          <w:ilvl w:val="0"/>
+          <w:numId w:val="22"/>
+        </w:numPr>
+      </w:pPr>
+      <w:r>
+        <w:rPr>
+          <w:b/>
+          <w:bCs/>
+        </w:rPr>
+        <w:t>Optimized Retrieval Accuracy:</w:t>
+      </w:r>
+      <w:r>
+        <w:t xml:space="preserve"> Tuned chunking strategies (</w:t>
+      </w:r>
+      <w:proofErr w:type="spellStart"/>
+      <w:r>
+        <w:t>RecursiveCharacter</w:t>
+      </w:r>
+      <w:proofErr w:type="spellEnd"/>
+      <w:r>
+        <w:t xml:space="preserve"> vs. Semantic) and implemented </w:t>
+      </w:r>
+      <w:r>
+        <w:rPr>
+          <w:b/>
+          <w:bCs/>
+        </w:rPr>
+        <w:t>Maximal Marginal Relevance (MMR)</w:t>
+      </w:r>
+      <w:r>
+        <w:t xml:space="preserve"> retrieval to reduce hallucinations on complex tax questions.</w:t>
+      </w:r>
+      <w:r>
+        <w:br/>
+      </w:r>
+      <w:r>
+        <w:br/>
+      </w:r>
+      <w:proofErr w:type="gramStart"/>
+      <w:r>
+        <w:lastRenderedPageBreak/>
+        <w:t xml:space="preserve">  </w:t>
+      </w:r>
+      <w:r>
+        <w:rPr>
+          <w:b/>
+          <w:bCs/>
+        </w:rPr>
+        <w:t>Core</w:t>
+      </w:r>
+      <w:proofErr w:type="gramEnd"/>
+      <w:r>
+        <w:rPr>
+          <w:b/>
+          <w:bCs/>
+        </w:rPr>
+        <w:t xml:space="preserve"> Logic:</w:t>
+      </w:r>
+      <w:r>
+        <w:t xml:space="preserve"> </w:t>
+      </w:r>
+      <w:proofErr w:type="spellStart"/>
+      <w:r>
+        <w:t>LangGraph</w:t>
+      </w:r>
+      <w:proofErr w:type="spellEnd"/>
+      <w:r>
+        <w:t xml:space="preserve"> (State Machines), </w:t>
+      </w:r>
+      <w:proofErr w:type="spellStart"/>
+      <w:r>
+        <w:t>LangChain</w:t>
+      </w:r>
+      <w:proofErr w:type="spellEnd"/>
+      <w:r>
+        <w:t xml:space="preserve"> (Chains), OpenAI GPT-4o.</w:t>
+      </w:r>
+    </w:p>
+    <w:p>
+      <w:pPr>
+        <w:numPr>
+          <w:ilvl w:val="0"/>
+          <w:numId w:val="22"/>
+        </w:numPr>
+      </w:pPr>
+      <w:r>
+        <w:t xml:space="preserve">  </w:t>
+      </w:r>
+      <w:r>
+        <w:rPr>
+          <w:b/>
+          <w:bCs/>
+        </w:rPr>
+        <w:t>Data Engineering:</w:t>
+      </w:r>
+      <w:r>
+        <w:t xml:space="preserve"> Unstructured.io (ETL), Tesseract OCR (Image-to-Text), </w:t>
+      </w:r>
+      <w:proofErr w:type="spellStart"/>
+      <w:r>
+        <w:t>ChromaDB</w:t>
+      </w:r>
+      <w:proofErr w:type="spellEnd"/>
+      <w:r>
+        <w:t xml:space="preserve"> (Vector Store).</w:t>
+      </w:r>
+    </w:p>
+    <w:p>
+      <w:pPr>
+        <w:numPr>
+          <w:ilvl w:val="0"/>
+          <w:numId w:val="22"/>
+        </w:numPr>
+      </w:pPr>
+      <w:r>
+        <w:t xml:space="preserve">  </w:t>
+      </w:r>
+      <w:r>
+        <w:rPr>
+          <w:b/>
+          <w:bCs/>
+        </w:rPr>
+        <w:t>Backend/Frontend:</w:t>
+      </w:r>
+      <w:r>
+        <w:t xml:space="preserve"> Python 3.10, </w:t>
+      </w:r>
+      <w:proofErr w:type="spellStart"/>
+      <w:r>
+        <w:t>Streamlit</w:t>
+      </w:r>
+      <w:proofErr w:type="spellEnd"/>
+      <w:r>
+        <w:t xml:space="preserve"> (UI), </w:t>
+      </w:r>
+      <w:proofErr w:type="spellStart"/>
+      <w:r>
+        <w:t>Pydantic</w:t>
+      </w:r>
+      <w:proofErr w:type="spellEnd"/>
+      <w:r>
+        <w:t xml:space="preserve"> (Data Validation).</w:t>
+      </w:r>
+    </w:p>
+    <w:p>
+      <w:pPr>
+        <w:numPr>
+          <w:ilvl w:val="0"/>
+          <w:numId w:val="22"/>
+        </w:numPr>
+      </w:pPr>
+      <w:r>
+        <w:t xml:space="preserve">  </w:t>
+      </w:r>
+      <w:r>
+        <w:rPr>
+          <w:b/>
+          <w:bCs/>
+        </w:rPr>
+        <w:t>DevOps:</w:t>
+      </w:r>
+      <w:r>
+        <w:t xml:space="preserve"> Docker (Containerization), GitHub Actions (CI/CD), </w:t>
+      </w:r>
+      <w:proofErr w:type="spellStart"/>
+      <w:r>
+        <w:t>Streamlit</w:t>
+      </w:r>
+      <w:proofErr w:type="spellEnd"/>
+      <w:r>
+        <w:t xml:space="preserve"> Cloud (Deployment).</w:t>
+      </w:r>
+    </w:p>
+    <w:p>
+      <w:pPr>
+        <w:numPr>
+          <w:ilvl w:val="0"/>
+          <w:numId w:val="22"/>
+        </w:numPr>
+      </w:pPr>
     </w:p>
     <w:p/>
     <w:sectPr>
@@ -4440,6 +4854,155 @@
     </w:lvl>
   </w:abstractNum>
   <w:abstractNum w:abstractNumId="10" w15:restartNumberingAfterBreak="0">
+    <w:nsid w:val="2C4871D1"/>
+    <w:multiLevelType w:val="multilevel"/>
+    <w:tmpl w:val="6B2CDCF0"/>
+    <w:lvl w:ilvl="0">
+      <w:start w:val="1"/>
+      <w:numFmt w:val="bullet"/>
+      <w:lvlText w:val=""/>
+      <w:lvlJc w:val="left"/>
+      <w:pPr>
+        <w:tabs>
+          <w:tab w:val="num" w:pos="720"/>
+        </w:tabs>
+        <w:ind w:left="720" w:hanging="360"/>
+      </w:pPr>
+      <w:rPr>
+        <w:rFonts w:ascii="Symbol" w:hAnsi="Symbol" w:hint="default"/>
+        <w:sz w:val="20"/>
+      </w:rPr>
+    </w:lvl>
+    <w:lvl w:ilvl="1" w:tentative="1">
+      <w:start w:val="1"/>
+      <w:numFmt w:val="bullet"/>
+      <w:lvlText w:val="o"/>
+      <w:lvlJc w:val="left"/>
+      <w:pPr>
+        <w:tabs>
+          <w:tab w:val="num" w:pos="1440"/>
+        </w:tabs>
+        <w:ind w:left="1440" w:hanging="360"/>
+      </w:pPr>
+      <w:rPr>
+        <w:rFonts w:ascii="Courier New" w:hAnsi="Courier New" w:hint="default"/>
+        <w:sz w:val="20"/>
+      </w:rPr>
+    </w:lvl>
+    <w:lvl w:ilvl="2" w:tentative="1">
+      <w:start w:val="1"/>
+      <w:numFmt w:val="bullet"/>
+      <w:lvlText w:val=""/>
+      <w:lvlJc w:val="left"/>
+      <w:pPr>
+        <w:tabs>
+          <w:tab w:val="num" w:pos="2160"/>
+        </w:tabs>
+        <w:ind w:left="2160" w:hanging="360"/>
+      </w:pPr>
+      <w:rPr>
+        <w:rFonts w:ascii="Wingdings" w:hAnsi="Wingdings" w:hint="default"/>
+        <w:sz w:val="20"/>
+      </w:rPr>
+    </w:lvl>
+    <w:lvl w:ilvl="3" w:tentative="1">
+      <w:start w:val="1"/>
+      <w:numFmt w:val="bullet"/>
+      <w:lvlText w:val=""/>
+      <w:lvlJc w:val="left"/>
+      <w:pPr>
+        <w:tabs>
+          <w:tab w:val="num" w:pos="2880"/>
+        </w:tabs>
+        <w:ind w:left="2880" w:hanging="360"/>
+      </w:pPr>
+      <w:rPr>
+        <w:rFonts w:ascii="Wingdings" w:hAnsi="Wingdings" w:hint="default"/>
+        <w:sz w:val="20"/>
+      </w:rPr>
+    </w:lvl>
+    <w:lvl w:ilvl="4" w:tentative="1">
+      <w:start w:val="1"/>
+      <w:numFmt w:val="bullet"/>
+      <w:lvlText w:val=""/>
+      <w:lvlJc w:val="left"/>
+      <w:pPr>
+        <w:tabs>
+          <w:tab w:val="num" w:pos="3600"/>
+        </w:tabs>
+        <w:ind w:left="3600" w:hanging="360"/>
+      </w:pPr>
+      <w:rPr>
+        <w:rFonts w:ascii="Wingdings" w:hAnsi="Wingdings" w:hint="default"/>
+        <w:sz w:val="20"/>
+      </w:rPr>
+    </w:lvl>
+    <w:lvl w:ilvl="5" w:tentative="1">
+      <w:start w:val="1"/>
+      <w:numFmt w:val="bullet"/>
+      <w:lvlText w:val=""/>
+      <w:lvlJc w:val="left"/>
+      <w:pPr>
+        <w:tabs>
+          <w:tab w:val="num" w:pos="4320"/>
+        </w:tabs>
+        <w:ind w:left="4320" w:hanging="360"/>
+      </w:pPr>
+      <w:rPr>
+        <w:rFonts w:ascii="Wingdings" w:hAnsi="Wingdings" w:hint="default"/>
+        <w:sz w:val="20"/>
+      </w:rPr>
+    </w:lvl>
+    <w:lvl w:ilvl="6" w:tentative="1">
+      <w:start w:val="1"/>
+      <w:numFmt w:val="bullet"/>
+      <w:lvlText w:val=""/>
+      <w:lvlJc w:val="left"/>
+      <w:pPr>
+        <w:tabs>
+          <w:tab w:val="num" w:pos="5040"/>
+        </w:tabs>
+        <w:ind w:left="5040" w:hanging="360"/>
+      </w:pPr>
+      <w:rPr>
+        <w:rFonts w:ascii="Wingdings" w:hAnsi="Wingdings" w:hint="default"/>
+        <w:sz w:val="20"/>
+      </w:rPr>
+    </w:lvl>
+    <w:lvl w:ilvl="7" w:tentative="1">
+      <w:start w:val="1"/>
+      <w:numFmt w:val="bullet"/>
+      <w:lvlText w:val=""/>
+      <w:lvlJc w:val="left"/>
+      <w:pPr>
+        <w:tabs>
+          <w:tab w:val="num" w:pos="5760"/>
+        </w:tabs>
+        <w:ind w:left="5760" w:hanging="360"/>
+      </w:pPr>
+      <w:rPr>
+        <w:rFonts w:ascii="Wingdings" w:hAnsi="Wingdings" w:hint="default"/>
+        <w:sz w:val="20"/>
+      </w:rPr>
+    </w:lvl>
+    <w:lvl w:ilvl="8" w:tentative="1">
+      <w:start w:val="1"/>
+      <w:numFmt w:val="bullet"/>
+      <w:lvlText w:val=""/>
+      <w:lvlJc w:val="left"/>
+      <w:pPr>
+        <w:tabs>
+          <w:tab w:val="num" w:pos="6480"/>
+        </w:tabs>
+        <w:ind w:left="6480" w:hanging="360"/>
+      </w:pPr>
+      <w:rPr>
+        <w:rFonts w:ascii="Wingdings" w:hAnsi="Wingdings" w:hint="default"/>
+        <w:sz w:val="20"/>
+      </w:rPr>
+    </w:lvl>
+  </w:abstractNum>
+  <w:abstractNum w:abstractNumId="11" w15:restartNumberingAfterBreak="0">
     <w:nsid w:val="2F5C238C"/>
     <w:multiLevelType w:val="multilevel"/>
     <w:tmpl w:val="D83E3FDA"/>
@@ -4588,7 +5151,7 @@
       </w:rPr>
     </w:lvl>
   </w:abstractNum>
-  <w:abstractNum w:abstractNumId="11" w15:restartNumberingAfterBreak="0">
+  <w:abstractNum w:abstractNumId="12" w15:restartNumberingAfterBreak="0">
     <w:nsid w:val="3DE82983"/>
     <w:multiLevelType w:val="multilevel"/>
     <w:tmpl w:val="5C64CA0E"/>
@@ -4737,7 +5300,7 @@
       </w:rPr>
     </w:lvl>
   </w:abstractNum>
-  <w:abstractNum w:abstractNumId="12" w15:restartNumberingAfterBreak="0">
+  <w:abstractNum w:abstractNumId="13" w15:restartNumberingAfterBreak="0">
     <w:nsid w:val="3E882146"/>
     <w:multiLevelType w:val="multilevel"/>
     <w:tmpl w:val="52C2663C"/>
@@ -4886,7 +5449,7 @@
       </w:rPr>
     </w:lvl>
   </w:abstractNum>
-  <w:abstractNum w:abstractNumId="13" w15:restartNumberingAfterBreak="0">
+  <w:abstractNum w:abstractNumId="14" w15:restartNumberingAfterBreak="0">
     <w:nsid w:val="45AC0EB6"/>
     <w:multiLevelType w:val="multilevel"/>
     <w:tmpl w:val="F7A66502"/>
@@ -4999,7 +5562,7 @@
       </w:pPr>
     </w:lvl>
   </w:abstractNum>
-  <w:abstractNum w:abstractNumId="14" w15:restartNumberingAfterBreak="0">
+  <w:abstractNum w:abstractNumId="15" w15:restartNumberingAfterBreak="0">
     <w:nsid w:val="468F0EB1"/>
     <w:multiLevelType w:val="multilevel"/>
     <w:tmpl w:val="A13C130C"/>
@@ -5112,7 +5675,7 @@
       </w:pPr>
     </w:lvl>
   </w:abstractNum>
-  <w:abstractNum w:abstractNumId="15" w15:restartNumberingAfterBreak="0">
+  <w:abstractNum w:abstractNumId="16" w15:restartNumberingAfterBreak="0">
     <w:nsid w:val="52EB47B4"/>
     <w:multiLevelType w:val="multilevel"/>
     <w:tmpl w:val="262CF33E"/>
@@ -5261,7 +5824,7 @@
       </w:rPr>
     </w:lvl>
   </w:abstractNum>
-  <w:abstractNum w:abstractNumId="16" w15:restartNumberingAfterBreak="0">
+  <w:abstractNum w:abstractNumId="17" w15:restartNumberingAfterBreak="0">
     <w:nsid w:val="565717C8"/>
     <w:multiLevelType w:val="multilevel"/>
     <w:tmpl w:val="FEBAD4A8"/>
@@ -5410,7 +5973,7 @@
       </w:rPr>
     </w:lvl>
   </w:abstractNum>
-  <w:abstractNum w:abstractNumId="17" w15:restartNumberingAfterBreak="0">
+  <w:abstractNum w:abstractNumId="18" w15:restartNumberingAfterBreak="0">
     <w:nsid w:val="587D0494"/>
     <w:multiLevelType w:val="multilevel"/>
     <w:tmpl w:val="B450FF00"/>
@@ -5559,7 +6122,7 @@
       </w:rPr>
     </w:lvl>
   </w:abstractNum>
-  <w:abstractNum w:abstractNumId="18" w15:restartNumberingAfterBreak="0">
+  <w:abstractNum w:abstractNumId="19" w15:restartNumberingAfterBreak="0">
     <w:nsid w:val="594E4311"/>
     <w:multiLevelType w:val="multilevel"/>
     <w:tmpl w:val="35E4B9A8"/>
@@ -5672,7 +6235,7 @@
       </w:pPr>
     </w:lvl>
   </w:abstractNum>
-  <w:abstractNum w:abstractNumId="19" w15:restartNumberingAfterBreak="0">
+  <w:abstractNum w:abstractNumId="20" w15:restartNumberingAfterBreak="0">
     <w:nsid w:val="64AA1740"/>
     <w:multiLevelType w:val="multilevel"/>
     <w:tmpl w:val="70562578"/>
@@ -5821,7 +6384,7 @@
       </w:rPr>
     </w:lvl>
   </w:abstractNum>
-  <w:abstractNum w:abstractNumId="20" w15:restartNumberingAfterBreak="0">
+  <w:abstractNum w:abstractNumId="21" w15:restartNumberingAfterBreak="0">
     <w:nsid w:val="6BF20379"/>
     <w:multiLevelType w:val="multilevel"/>
     <w:tmpl w:val="B3B6C580"/>
@@ -5971,7 +6534,7 @@
     </w:lvl>
   </w:abstractNum>
   <w:num w:numId="1" w16cid:durableId="343171489">
-    <w:abstractNumId w:val="15"/>
+    <w:abstractNumId w:val="16"/>
   </w:num>
   <w:num w:numId="2" w16cid:durableId="1773043010">
     <w:abstractNumId w:val="4"/>
@@ -5980,28 +6543,28 @@
     <w:abstractNumId w:val="2"/>
   </w:num>
   <w:num w:numId="4" w16cid:durableId="1122840876">
-    <w:abstractNumId w:val="12"/>
+    <w:abstractNumId w:val="13"/>
   </w:num>
   <w:num w:numId="5" w16cid:durableId="351690386">
     <w:abstractNumId w:val="7"/>
   </w:num>
   <w:num w:numId="6" w16cid:durableId="1587299519">
-    <w:abstractNumId w:val="16"/>
+    <w:abstractNumId w:val="17"/>
   </w:num>
   <w:num w:numId="7" w16cid:durableId="2005667653">
-    <w:abstractNumId w:val="10"/>
+    <w:abstractNumId w:val="11"/>
   </w:num>
   <w:num w:numId="8" w16cid:durableId="1437872100">
     <w:abstractNumId w:val="3"/>
   </w:num>
   <w:num w:numId="9" w16cid:durableId="753742754">
-    <w:abstractNumId w:val="20"/>
+    <w:abstractNumId w:val="21"/>
   </w:num>
   <w:num w:numId="10" w16cid:durableId="2116124254">
     <w:abstractNumId w:val="1"/>
   </w:num>
   <w:num w:numId="11" w16cid:durableId="929312961">
-    <w:abstractNumId w:val="17"/>
+    <w:abstractNumId w:val="18"/>
   </w:num>
   <w:num w:numId="12" w16cid:durableId="1597860255">
     <w:abstractNumId w:val="9"/>
@@ -6010,19 +6573,19 @@
     <w:abstractNumId w:val="5"/>
   </w:num>
   <w:num w:numId="14" w16cid:durableId="1665819195">
-    <w:abstractNumId w:val="19"/>
+    <w:abstractNumId w:val="20"/>
   </w:num>
   <w:num w:numId="15" w16cid:durableId="325060323">
-    <w:abstractNumId w:val="11"/>
+    <w:abstractNumId w:val="12"/>
   </w:num>
   <w:num w:numId="16" w16cid:durableId="1959288908">
-    <w:abstractNumId w:val="18"/>
+    <w:abstractNumId w:val="19"/>
   </w:num>
   <w:num w:numId="17" w16cid:durableId="1479148165">
     <w:abstractNumId w:val="0"/>
   </w:num>
   <w:num w:numId="18" w16cid:durableId="2146460282">
-    <w:abstractNumId w:val="14"/>
+    <w:abstractNumId w:val="15"/>
   </w:num>
   <w:num w:numId="19" w16cid:durableId="617026464">
     <w:abstractNumId w:val="8"/>
@@ -6031,7 +6594,10 @@
     <w:abstractNumId w:val="6"/>
   </w:num>
   <w:num w:numId="21" w16cid:durableId="1178695455">
-    <w:abstractNumId w:val="13"/>
+    <w:abstractNumId w:val="14"/>
+  </w:num>
+  <w:num w:numId="22" w16cid:durableId="1240560300">
+    <w:abstractNumId w:val="10"/>
   </w:num>
 </w:numbering>
 </file>
@@ -6952,6 +7518,17 @@
       <w:spacing w:val="5"/>
     </w:rPr>
   </w:style>
+  <w:style w:type="paragraph" w:styleId="NormalWeb">
+    <w:name w:val="Normal (Web)"/>
+    <w:basedOn w:val="Normal"/>
+    <w:uiPriority w:val="99"/>
+    <w:semiHidden/>
+    <w:unhideWhenUsed/>
+    <w:rsid w:val="00E03A50"/>
+    <w:rPr>
+      <w:rFonts w:ascii="Times New Roman" w:hAnsi="Times New Roman" w:cs="Times New Roman"/>
+    </w:rPr>
+  </w:style>
 </w:styles>
 </file>
 
